--- a/ChronoGrid-docs/CG-STD-6100_v05.docx
+++ b/ChronoGrid-docs/CG-STD-6100_v05.docx
@@ -28158,93 +28158,6 @@
       <w:pPr>
         <w:spacing w:before="120"/>
       </w:pPr>
-    </w:p>
-    <w:p>
-      <w:pPr>
-        <w:pStyle w:val="Heading2"/>
-        <w:spacing w:before="200" w:after="80"/>
-      </w:pPr>
-      <w:r>
-        <w:rPr>
-          <w:color w:val="17A589"/>
-          <w:sz w:val="22"/>
-          <w:szCs w:val="22"/>
-        </w:rPr>
-        <w:t>Informativer Hinweis: CGFI für NIS2- und CRA-Anwendungsfälle</w:t>
-      </w:r>
-    </w:p>
-    <w:p>
-      <w:pPr>
-        <w:spacing w:after="120" w:line="276"/>
-      </w:pPr>
-      <w:r>
-        <w:rPr>
-          <w:b/>
-          <w:color w:val="1A1A1A"/>
-          <w:sz w:val="18"/>
-          <w:szCs w:val="18"/>
-        </w:rPr>
-        <w:t xml:space="preserve">Nicht normativ. </w:t>
-      </w:r>
-      <w:r>
-        <w:rPr>
-          <w:color w:val="1A1A1A"/>
-          <w:sz w:val="18"/>
-          <w:szCs w:val="18"/>
-        </w:rPr>
-        <w:t xml:space="preserve">Der in §5.4 definierte CGFI-Algorithmus ist direkt einsetzbar für NIS2-konforme Audit-Protokollierung und CRA-konforme SBOM-Zeitstempelung, ohne Änderung am normativen Algorithmus. Die CGFI-Formel SHA-256(TAI-Zeitpunkt ‖ ContentHash ‖ Typ-ID) liefert einen kryptographisch unverfälschbaren Fingerabdruck für jeden Log-Eintrag (NIS2 Art. 21/23) sowie für jeden Build-Artefakt und jede SBOM (CRA Art. 13 Abs. 5). Detaillierte Anwendungsprofile sind in den nicht-normativen Dokumenten CG-APP-0900 (NIS2 Compliance Profile) und CG-APP-0910 (CRA/SBOM Timestamp Profile) beschrieben.</w:t>
-      </w:r>
-    </w:p>
-    <w:p>
-      <w:pPr>
-        <w:numPr>
-          <w:ilvl w:val="0"/>
-          <w:numId w:val="1"/>
-        </w:numPr>
-        <w:spacing w:after="80"/>
-      </w:pPr>
-      <w:r>
-        <w:rPr>
-          <w:color w:val="1A1A1A"/>
-          <w:sz w:val="18"/>
-          <w:szCs w:val="18"/>
-        </w:rPr>
-        <w:t xml:space="preserve">NIS2 Audit-Log (CG-APP-0900): CGFI als Integritätsnachweis für jeden Log-Eintrag; kombiniert mit I-S1 und WORM/CGFS-3 entsteht ein structural-unverfälschbares Audit-Trail.</w:t>
-      </w:r>
-    </w:p>
-    <w:p>
-      <w:pPr>
-        <w:numPr>
-          <w:ilvl w:val="0"/>
-          <w:numId w:val="1"/>
-        </w:numPr>
-        <w:spacing w:after="80"/>
-      </w:pPr>
-      <w:r>
-        <w:rPr>
-          <w:color w:val="1A1A1A"/>
-          <w:sz w:val="18"/>
-          <w:szCs w:val="18"/>
-        </w:rPr>
-        <w:t xml:space="preserve">CRA/SBOM-Timestamp (CG-APP-0910): CGFI als normativer Build-Timestamp in CycloneDX- und SPDX-SBOM-Dokumenten; Typ-ID urn:cgns:filetype:sbom-cyclonedx:v1 bzw. urn:cgns:filetype:sbom-spdx:v1.</w:t>
-      </w:r>
-    </w:p>
-    <w:p>
-      <w:pPr>
-        <w:numPr>
-          <w:ilvl w:val="0"/>
-          <w:numId w:val="1"/>
-        </w:numPr>
-        <w:spacing w:after="80"/>
-      </w:pPr>
-      <w:r>
-        <w:rPr>
-          <w:color w:val="1A1A1A"/>
-          <w:sz w:val="18"/>
-          <w:szCs w:val="18"/>
-        </w:rPr>
-        <w:t xml:space="preserve">Post-Quantum-Resistenz: SHA-256 (FIPS 180-4) ist gegen Grover-Angriffe mit effektiv 128 Bit Sicherheit resistent. Für Signaturen ist CRYSTALS-Dilithium (NIST FIPS 204) als zukünftige CTDDL-Domain-Extension vorgesehen, ohne Stack-Umbau.</w:t>
-      </w:r>
     </w:p>
     <w:p>
       <w:pPr>
